--- a/testakten/datenschutz-us-transfer-cloudsuite-rheinmain/05_scc_modul_2_annex_i_bis_iii_arbeitsfassung.docx
+++ b/testakten/datenschutz-us-transfer-cloudsuite-rheinmain/05_scc_modul_2_annex_i_bis_iii_arbeitsfassung.docx
@@ -132,7 +132,7 @@
         <w:jc w:val="left"/>
       </w:pPr>
       <w:r>
-        <w:t>Kontakt Datenschutz: datenschutz@rheinmain-pt.example.</w:t>
+        <w:t>Kontakt Datenschutz: datenschutz@rheinmain-pt.de.</w:t>
       </w:r>
     </w:p>
     <w:p>
@@ -159,7 +159,7 @@
         <w:jc w:val="left"/>
       </w:pPr>
       <w:r>
-        <w:t>Kontakt Datenschutz: privacy@cloudsuite-assist.example.</w:t>
+        <w:t>Kontakt Datenschutz: privacy@cloudsuite-assist.de.</w:t>
       </w:r>
     </w:p>
     <w:p>
